--- a/public/chat_files/lina_summer_campaign_emails_final.docx
+++ b/public/chat_files/lina_summer_campaign_emails_final.docx
@@ -8,7 +8,7 @@
           <w:b/>
           <w:sz w:val="28"/>
         </w:rPr>
-        <w:t>3-Part Late Summer Retention Email Sequence — Final (v2)</w:t>
+        <w:t>High-Converting Summer Retention Sequence (5 Emails) — Final</w:t>
       </w:r>
     </w:p>
     <w:p>
@@ -16,7 +16,39 @@
         <w:rPr>
           <w:sz w:val="22"/>
         </w:rPr>
-        <w:t xml:space="preserve">Updated Email #3 promo code from SUMMER15 to VIP15 and added midnight Sunday countdown subheader.</w:t>
+        <w:t xml:space="preserve">EMAIL 1 — Subject: VIP early access: 24 hours before public drop</w:t>
+      </w:r>
+    </w:p>
+    <w:p>
+      <w:r>
+        <w:rPr>
+          <w:sz w:val="22"/>
+        </w:rPr>
+        <w:t xml:space="preserve">EMAIL 2 — Subject: The silhouette selling out first (and why)</w:t>
+      </w:r>
+    </w:p>
+    <w:p>
+      <w:r>
+        <w:rPr>
+          <w:sz w:val="22"/>
+        </w:rPr>
+        <w:t xml:space="preserve">EMAIL 3 — Subject: Quick styling guide: 3 outfits, 1 pair</w:t>
+      </w:r>
+    </w:p>
+    <w:p>
+      <w:r>
+        <w:rPr>
+          <w:sz w:val="22"/>
+        </w:rPr>
+        <w:t xml:space="preserve">EMAIL 4 — Subject: 48 hours left: Your size is still reserved in your bag</w:t>
+      </w:r>
+    </w:p>
+    <w:p>
+      <w:r>
+        <w:rPr>
+          <w:sz w:val="22"/>
+        </w:rPr>
+        <w:t xml:space="preserve">EMAIL 5 — Subject: Final call: Summer capsule archive closes at midnight</w:t>
       </w:r>
     </w:p>
   </w:body>

--- a/public/chat_files/lina_summer_campaign_emails_final.docx
+++ b/public/chat_files/lina_summer_campaign_emails_final.docx
@@ -13,51 +13,7 @@
           <w:color w:val="0F172A"/>
           <w:sz w:val="44"/>
         </w:rPr>
-        <w:t>AURA Athletics — Summer Campaign &amp; Product Launch Email Series</w:t>
-      </w:r>
-    </w:p>
-    <w:p>
-      <w:pPr>
-        <w:spacing w:before="0" w:after="120" w:line="276" w:lineRule="auto"/>
-      </w:pPr>
-      <w:r>
-        <w:rPr>
-          <w:rFonts w:ascii="Calibri" w:hAnsi="Calibri"/>
-          <w:color w:val="1E293B"/>
-          <w:sz w:val="20"/>
-        </w:rPr>
-        <w:t>BRAND: AURA Performance Athletics · Summer Campaign</w:t>
-      </w:r>
-    </w:p>
-    <w:p>
-      <w:pPr>
-        <w:spacing w:before="0" w:after="120" w:line="276" w:lineRule="auto"/>
-      </w:pPr>
-      <w:r>
-        <w:rPr>
-          <w:rFonts w:ascii="Calibri" w:hAnsi="Calibri"/>
-          <w:color w:val="1E293B"/>
-          <w:sz w:val="20"/>
-        </w:rPr>
-        <w:t>DOCUMENT: Product Launch &amp; Retention Email Sequence</w:t>
-      </w:r>
-    </w:p>
-    <w:p>
-      <w:pPr>
-        <w:spacing w:before="0" w:after="120" w:line="276" w:lineRule="auto"/>
-      </w:pPr>
-      <w:r>
-        <w:rPr>
-          <w:rFonts w:ascii="Calibri" w:hAnsi="Calibri"/>
-          <w:color w:val="1E293B"/>
-          <w:sz w:val="20"/>
-        </w:rPr>
-        <w:t>VERSION: 3.1 Final Approved Copy Deck</w:t>
-      </w:r>
-    </w:p>
-    <w:p>
-      <w:r>
-        <w:br w:type="page"/>
+        <w:t>High-Converting Summer Retention Sequence (5 Emails) — Final Production Master</w:t>
       </w:r>
     </w:p>
     <w:p>
@@ -72,7 +28,7 @@
           <w:color w:val="0F172A"/>
           <w:sz w:val="26"/>
         </w:rPr>
-        <w:t>EMAIL 1: VIP EARLY ACCESS CAMPAIGN LAUNCH</w:t>
+        <w:t>EMAIL 1: VIP PRIVATE EARLY ACCESS (24 HOURS BEFORE PUBLIC LAUNCH)</w:t>
       </w:r>
     </w:p>
     <w:p>
@@ -85,7 +41,7 @@
           <w:color w:val="1E293B"/>
           <w:sz w:val="20"/>
         </w:rPr>
-        <w:t>Subject: It's here: Summer Seamless is live for VIPs only</w:t>
+        <w:t>Audience: High-LTV past purchasers &amp; VIP subscriber segment.</w:t>
       </w:r>
     </w:p>
     <w:p>
@@ -98,7 +54,7 @@
           <w:color w:val="1E293B"/>
           <w:sz w:val="20"/>
         </w:rPr>
-        <w:t>Preview: Breathable compression engineered for 90-degree heat. Shop before public release.</w:t>
+        <w:t>Subject: VIP early access: 24 hours before public drop</w:t>
       </w:r>
     </w:p>
     <w:p>
@@ -111,7 +67,7 @@
           <w:color w:val="1E293B"/>
           <w:sz w:val="20"/>
         </w:rPr>
-        <w:t>Hi [First Name],</w:t>
+        <w:t>Preview Text: Your size is reserved for the next 24 hours + complimentary express shipping.</w:t>
       </w:r>
     </w:p>
     <w:p>
@@ -124,7 +80,7 @@
           <w:color w:val="1E293B"/>
           <w:sz w:val="20"/>
         </w:rPr>
-        <w:t>You asked for athletic apparel that holds its shape during high-intensity sessions without overheating under summer sun.</w:t>
+        <w:t>Dear {{First_Name}},</w:t>
       </w:r>
     </w:p>
     <w:p>
@@ -137,7 +93,7 @@
           <w:color w:val="1E293B"/>
           <w:sz w:val="20"/>
         </w:rPr>
-        <w:t>Meet Summer Seamless: engineered with our proprietary AeroKnit recycled nylon fabric that wicks sweat 40% faster than traditional elastane. Featuring bonded zero-chafe seams, four-way stretch, and UPF 50+ sun protection.</w:t>
+        <w:t>Every summer, our Tuscan workshop crafts a limited archive of handcrafted leather sandals and woven espadrilles. Because we work with small, family-owned tanneries in Florence, our production runs are intentionally small—and when they sell out, they're gone for the season.</w:t>
       </w:r>
     </w:p>
     <w:p>
@@ -150,7 +106,7 @@
           <w:color w:val="1E293B"/>
           <w:sz w:val="20"/>
         </w:rPr>
-        <w:t>As a VIP insider, your private early access is unlocked for the next 24 hours before our global drop.</w:t>
+        <w:t>Before we announce our High-Summer Capsule to our full 45,000-person community tomorrow morning, we've opened our doors 24 hours early exclusively for our VIP circle.</w:t>
       </w:r>
     </w:p>
     <w:p>
@@ -163,12 +119,88 @@
           <w:color w:val="1E293B"/>
           <w:sz w:val="20"/>
         </w:rPr>
-        <w:t>[Shop VIP Early Access Drop -&gt;]</w:t>
+        <w:t>What's in the private archive:</w:t>
       </w:r>
     </w:p>
     <w:p>
+      <w:pPr>
+        <w:pStyle w:val="ListBullet"/>
+        <w:spacing w:before="0" w:after="60" w:line="276" w:lineRule="auto"/>
+      </w:pPr>
       <w:r>
-        <w:br w:type="page"/>
+        <w:rPr>
+          <w:rFonts w:ascii="Calibri" w:hAnsi="Calibri"/>
+          <w:color w:val="1E293B"/>
+          <w:sz w:val="20"/>
+        </w:rPr>
+        <w:t>The Amalfi Woven Slide in Burnished Saddle &amp; Cream: Ultra-supple Italian calfskin with our signature 6mm memory foam footbed.</w:t>
+      </w:r>
+    </w:p>
+    <w:p>
+      <w:pPr>
+        <w:pStyle w:val="ListBullet"/>
+        <w:spacing w:before="0" w:after="60" w:line="276" w:lineRule="auto"/>
+      </w:pPr>
+      <w:r>
+        <w:rPr>
+          <w:rFonts w:ascii="Calibri" w:hAnsi="Calibri"/>
+          <w:color w:val="1E293B"/>
+          <w:sz w:val="20"/>
+        </w:rPr>
+        <w:t>The Capri Ankle-Wrap Espadrille in Natural Linen: Hand-stitched jute sole reinforced with non-slip recycled rubber.</w:t>
+      </w:r>
+    </w:p>
+    <w:p>
+      <w:pPr>
+        <w:pStyle w:val="ListBullet"/>
+        <w:spacing w:before="0" w:after="60" w:line="276" w:lineRule="auto"/>
+      </w:pPr>
+      <w:r>
+        <w:rPr>
+          <w:rFonts w:ascii="Calibri" w:hAnsi="Calibri"/>
+          <w:color w:val="1E293B"/>
+          <w:sz w:val="20"/>
+        </w:rPr>
+        <w:t>The Positano Heeled Mule in Terracotta: An effortless 45mm architectural block heel designed for 8+ hours on your feet.</w:t>
+      </w:r>
+    </w:p>
+    <w:p>
+      <w:pPr>
+        <w:spacing w:before="0" w:after="120" w:line="276" w:lineRule="auto"/>
+      </w:pPr>
+      <w:r>
+        <w:rPr>
+          <w:rFonts w:ascii="Calibri" w:hAnsi="Calibri"/>
+          <w:color w:val="1E293B"/>
+          <w:sz w:val="20"/>
+        </w:rPr>
+        <w:t>As our thank you for being a loyal collector, enter code SUMMERVIP at checkout to unlock complimentary express courier shipping.</w:t>
+      </w:r>
+    </w:p>
+    <w:p>
+      <w:pPr>
+        <w:spacing w:before="0" w:after="120" w:line="276" w:lineRule="auto"/>
+      </w:pPr>
+      <w:r>
+        <w:rPr>
+          <w:rFonts w:ascii="Calibri" w:hAnsi="Calibri"/>
+          <w:color w:val="1E293B"/>
+          <w:sz w:val="20"/>
+        </w:rPr>
+        <w:t>[Unlock Your VIP Early Access -&gt;]</w:t>
+      </w:r>
+    </w:p>
+    <w:p>
+      <w:pPr>
+        <w:spacing w:before="0" w:after="120" w:line="276" w:lineRule="auto"/>
+      </w:pPr>
+      <w:r>
+        <w:rPr>
+          <w:rFonts w:ascii="Calibri" w:hAnsi="Calibri"/>
+          <w:color w:val="1E293B"/>
+          <w:sz w:val="20"/>
+        </w:rPr>
+        <w:t>P.S. Sizes 38 and 39 historically account for 45% of our opening-day volume. We recommend reserving your preferred size this evening before public inventory unlocks.</w:t>
       </w:r>
     </w:p>
     <w:p>
@@ -183,7 +215,7 @@
           <w:color w:val="0F172A"/>
           <w:sz w:val="26"/>
         </w:rPr>
-        <w:t>EMAIL 2: COMMUNITY SPOTLIGHT &amp; REAL ATHLETE WEAR-TEST</w:t>
+        <w:t>EMAIL 2: BEHIND THE CRAFT — THE SILHOUETTE SELLING OUT FIRST</w:t>
       </w:r>
     </w:p>
     <w:p>
@@ -196,7 +228,7 @@
           <w:color w:val="1E293B"/>
           <w:sz w:val="20"/>
         </w:rPr>
-        <w:t>Subject: 42 miles in Summer Seamless: athlete field test results</w:t>
+        <w:t>Audience: Engaged VIP openers who viewed product pages without completing checkout.</w:t>
       </w:r>
     </w:p>
     <w:p>
@@ -209,7 +241,7 @@
           <w:color w:val="1E293B"/>
           <w:sz w:val="20"/>
         </w:rPr>
-        <w:t>Preview: Real feedback from marathon runners and CrossFit competitors.</w:t>
+        <w:t>Subject: The silhouette selling out first (and why)</w:t>
       </w:r>
     </w:p>
     <w:p>
@@ -222,7 +254,7 @@
           <w:color w:val="1E293B"/>
           <w:sz w:val="20"/>
         </w:rPr>
-        <w:t>Hi [First Name],</w:t>
+        <w:t>Preview Text: Why 620+ women joined the waitlist for the Amalfi Woven Slide.</w:t>
       </w:r>
     </w:p>
     <w:p>
@@ -235,7 +267,7 @@
           <w:color w:val="1E293B"/>
           <w:sz w:val="20"/>
         </w:rPr>
-        <w:t>Before launching any collection, we hand prototype kits to 50 endurance athletes across Austin, Denver, and Miami.</w:t>
+        <w:t>Dear {{First_Name}},</w:t>
       </w:r>
     </w:p>
     <w:p>
@@ -248,7 +280,7 @@
           <w:color w:val="1E293B"/>
           <w:sz w:val="20"/>
         </w:rPr>
-        <w:t>The verdict? Zero roll-down on the high-rise waistband, absolute squat-proof coverage, and weightless breathability on 18-mile summer training runs.</w:t>
+        <w:t>Within six hours of unlocking our early access doors, one silhouette emerged as the runaway favorite: The Amalfi Woven Slide.</w:t>
       </w:r>
     </w:p>
     <w:p>
@@ -261,7 +293,481 @@
           <w:color w:val="1E293B"/>
           <w:sz w:val="20"/>
         </w:rPr>
-        <w:t>[Read The Full Athlete Reviews -&gt;]</w:t>
+        <w:t>We spent eighteen months prototyping the upper weave with Master Artisan Marco in Florence. Most woven leather slides either pinch the metatarsal joint or stretch out after two weeks of warm-weather wear.</w:t>
+      </w:r>
+    </w:p>
+    <w:p>
+      <w:pPr>
+        <w:spacing w:before="0" w:after="120" w:line="276" w:lineRule="auto"/>
+      </w:pPr>
+      <w:r>
+        <w:rPr>
+          <w:rFonts w:ascii="Calibri" w:hAnsi="Calibri"/>
+          <w:color w:val="1E293B"/>
+          <w:sz w:val="20"/>
+        </w:rPr>
+        <w:t>Here is why the Amalfi fits differently:</w:t>
+      </w:r>
+    </w:p>
+    <w:p>
+      <w:pPr>
+        <w:spacing w:before="0" w:after="120" w:line="276" w:lineRule="auto"/>
+      </w:pPr>
+      <w:r>
+        <w:rPr>
+          <w:rFonts w:ascii="Calibri" w:hAnsi="Calibri"/>
+          <w:color w:val="1E293B"/>
+          <w:sz w:val="20"/>
+        </w:rPr>
+        <w:t>1. Zero Break-In Period: Hand-braided from butter-soft Tuscan lambskin strips that contour immediately to the unique width of your foot.</w:t>
+      </w:r>
+    </w:p>
+    <w:p>
+      <w:pPr>
+        <w:spacing w:before="0" w:after="120" w:line="276" w:lineRule="auto"/>
+      </w:pPr>
+      <w:r>
+        <w:rPr>
+          <w:rFonts w:ascii="Calibri" w:hAnsi="Calibri"/>
+          <w:color w:val="1E293B"/>
+          <w:sz w:val="20"/>
+        </w:rPr>
+        <w:t>2. Hidden Ergonomic Support: Unlike paper-thin flat sandals, our proprietary triple-density insole absorbs 85% of heel-strike impact on cobblestones or concrete.</w:t>
+      </w:r>
+    </w:p>
+    <w:p>
+      <w:pPr>
+        <w:spacing w:before="0" w:after="120" w:line="276" w:lineRule="auto"/>
+      </w:pPr>
+      <w:r>
+        <w:rPr>
+          <w:rFonts w:ascii="Calibri" w:hAnsi="Calibri"/>
+          <w:color w:val="1E293B"/>
+          <w:sz w:val="20"/>
+        </w:rPr>
+        <w:t>3. Water-Resistant Veg-Tan Treatment: Finished with natural carnauba wax to resist light splashes, summer showers, and salt air.</w:t>
+      </w:r>
+    </w:p>
+    <w:p>
+      <w:pPr>
+        <w:spacing w:before="0" w:after="120" w:line="276" w:lineRule="auto"/>
+      </w:pPr>
+      <w:r>
+        <w:rPr>
+          <w:rFonts w:ascii="Calibri" w:hAnsi="Calibri"/>
+          <w:color w:val="1E293B"/>
+          <w:sz w:val="20"/>
+        </w:rPr>
+        <w:t>[Shop The Amalfi Slide While Sizes Remain -&gt;]</w:t>
+      </w:r>
+    </w:p>
+    <w:p>
+      <w:pPr>
+        <w:spacing w:before="0" w:after="120" w:line="276" w:lineRule="auto"/>
+      </w:pPr>
+      <w:r>
+        <w:rPr>
+          <w:rFonts w:ascii="Calibri" w:hAnsi="Calibri"/>
+          <w:color w:val="1E293B"/>
+          <w:sz w:val="20"/>
+        </w:rPr>
+        <w:t>Warmly, Lina Rickert &amp; The Design Atelier</w:t>
+      </w:r>
+    </w:p>
+    <w:p>
+      <w:pPr>
+        <w:keepNext/>
+        <w:spacing w:before="280" w:after="80"/>
+      </w:pPr>
+      <w:r>
+        <w:rPr>
+          <w:rFonts w:ascii="Calibri" w:hAnsi="Calibri"/>
+          <w:b/>
+          <w:color w:val="0F172A"/>
+          <w:sz w:val="26"/>
+        </w:rPr>
+        <w:t>EMAIL 3: EDITORIAL STYLING GUIDE — 3 OUTFITS, 1 PAIR</w:t>
+      </w:r>
+    </w:p>
+    <w:p>
+      <w:pPr>
+        <w:spacing w:before="0" w:after="120" w:line="276" w:lineRule="auto"/>
+      </w:pPr>
+      <w:r>
+        <w:rPr>
+          <w:rFonts w:ascii="Calibri" w:hAnsi="Calibri"/>
+          <w:color w:val="1E293B"/>
+          <w:sz w:val="20"/>
+        </w:rPr>
+        <w:t>Audience: Full subscriber segment (Day 3 of campaign).</w:t>
+      </w:r>
+    </w:p>
+    <w:p>
+      <w:pPr>
+        <w:spacing w:before="0" w:after="120" w:line="276" w:lineRule="auto"/>
+      </w:pPr>
+      <w:r>
+        <w:rPr>
+          <w:rFonts w:ascii="Calibri" w:hAnsi="Calibri"/>
+          <w:color w:val="1E293B"/>
+          <w:sz w:val="20"/>
+        </w:rPr>
+        <w:t>Subject: Quick styling guide: 3 outfits, 1 pair</w:t>
+      </w:r>
+    </w:p>
+    <w:p>
+      <w:pPr>
+        <w:spacing w:before="0" w:after="120" w:line="276" w:lineRule="auto"/>
+      </w:pPr>
+      <w:r>
+        <w:rPr>
+          <w:rFonts w:ascii="Calibri" w:hAnsi="Calibri"/>
+          <w:color w:val="1E293B"/>
+          <w:sz w:val="20"/>
+        </w:rPr>
+        <w:t>Preview Text: From morning farmers markets to sunset terrace dinners.</w:t>
+      </w:r>
+    </w:p>
+    <w:p>
+      <w:pPr>
+        <w:spacing w:before="0" w:after="120" w:line="276" w:lineRule="auto"/>
+      </w:pPr>
+      <w:r>
+        <w:rPr>
+          <w:rFonts w:ascii="Calibri" w:hAnsi="Calibri"/>
+          <w:color w:val="1E293B"/>
+          <w:sz w:val="20"/>
+        </w:rPr>
+        <w:t>Dear {{First_Name}},</w:t>
+      </w:r>
+    </w:p>
+    <w:p>
+      <w:pPr>
+        <w:spacing w:before="0" w:after="120" w:line="276" w:lineRule="auto"/>
+      </w:pPr>
+      <w:r>
+        <w:rPr>
+          <w:rFonts w:ascii="Calibri" w:hAnsi="Calibri"/>
+          <w:color w:val="1E293B"/>
+          <w:sz w:val="20"/>
+        </w:rPr>
+        <w:t>When packing for a summer weekend escape, shoe space is premium real estate. We believe the ultimate summer sandal should transition effortlessly from coastal mornings to evening aperitifs.</w:t>
+      </w:r>
+    </w:p>
+    <w:p>
+      <w:pPr>
+        <w:spacing w:before="0" w:after="120" w:line="276" w:lineRule="auto"/>
+      </w:pPr>
+      <w:r>
+        <w:rPr>
+          <w:rFonts w:ascii="Calibri" w:hAnsi="Calibri"/>
+          <w:color w:val="1E293B"/>
+          <w:sz w:val="20"/>
+        </w:rPr>
+        <w:t>Here is how our creative team is styling the Capri Linen Espadrille this weekend:</w:t>
+      </w:r>
+    </w:p>
+    <w:p>
+      <w:pPr>
+        <w:spacing w:before="0" w:after="120" w:line="276" w:lineRule="auto"/>
+      </w:pPr>
+      <w:r>
+        <w:rPr>
+          <w:rFonts w:ascii="Calibri" w:hAnsi="Calibri"/>
+          <w:color w:val="1E293B"/>
+          <w:sz w:val="20"/>
+        </w:rPr>
+        <w:t>Look 01: The Saturday Morning Market — Pair with relaxed ivory linen trousers, an unbuttoned oversized cotton poplin shirt, and a structured woven raffia tote.</w:t>
+      </w:r>
+    </w:p>
+    <w:p>
+      <w:pPr>
+        <w:spacing w:before="0" w:after="120" w:line="276" w:lineRule="auto"/>
+      </w:pPr>
+      <w:r>
+        <w:rPr>
+          <w:rFonts w:ascii="Calibri" w:hAnsi="Calibri"/>
+          <w:color w:val="1E293B"/>
+          <w:sz w:val="20"/>
+        </w:rPr>
+        <w:t>Look 02: Coastal Midday Exploration — Style with a breezy tiered midi sundress and delicate hammered gold jewelry for effortless, sun-drenched ease.</w:t>
+      </w:r>
+    </w:p>
+    <w:p>
+      <w:pPr>
+        <w:spacing w:before="0" w:after="120" w:line="276" w:lineRule="auto"/>
+      </w:pPr>
+      <w:r>
+        <w:rPr>
+          <w:rFonts w:ascii="Calibri" w:hAnsi="Calibri"/>
+          <w:color w:val="1E293B"/>
+          <w:sz w:val="20"/>
+        </w:rPr>
+        <w:t>Look 03: Terrace Sunset Aperitivo — Elevate with a monochromatic silk slip skirt, structured blazer draped over the shoulders, and a bold lip.</w:t>
+      </w:r>
+    </w:p>
+    <w:p>
+      <w:pPr>
+        <w:spacing w:before="0" w:after="120" w:line="276" w:lineRule="auto"/>
+      </w:pPr>
+      <w:r>
+        <w:rPr>
+          <w:rFonts w:ascii="Calibri" w:hAnsi="Calibri"/>
+          <w:color w:val="1E293B"/>
+          <w:sz w:val="20"/>
+        </w:rPr>
+        <w:t>[Explore The Complete Styling Lookbook -&gt;]</w:t>
+      </w:r>
+    </w:p>
+    <w:p>
+      <w:pPr>
+        <w:keepNext/>
+        <w:spacing w:before="280" w:after="80"/>
+      </w:pPr>
+      <w:r>
+        <w:rPr>
+          <w:rFonts w:ascii="Calibri" w:hAnsi="Calibri"/>
+          <w:b/>
+          <w:color w:val="0F172A"/>
+          <w:sz w:val="26"/>
+        </w:rPr>
+        <w:t>EMAIL 4: INVENTORY COUNTDOWN — 48 HOURS LEFT</w:t>
+      </w:r>
+    </w:p>
+    <w:p>
+      <w:pPr>
+        <w:spacing w:before="0" w:after="120" w:line="276" w:lineRule="auto"/>
+      </w:pPr>
+      <w:r>
+        <w:rPr>
+          <w:rFonts w:ascii="Calibri" w:hAnsi="Calibri"/>
+          <w:color w:val="1E293B"/>
+          <w:sz w:val="20"/>
+        </w:rPr>
+        <w:t>Audience: Active cart abandoners &amp; site visitors with browsed categories.</w:t>
+      </w:r>
+    </w:p>
+    <w:p>
+      <w:pPr>
+        <w:spacing w:before="0" w:after="120" w:line="276" w:lineRule="auto"/>
+      </w:pPr>
+      <w:r>
+        <w:rPr>
+          <w:rFonts w:ascii="Calibri" w:hAnsi="Calibri"/>
+          <w:color w:val="1E293B"/>
+          <w:sz w:val="20"/>
+        </w:rPr>
+        <w:t>Subject: 48 hours left: Your size is still reserved in your bag</w:t>
+      </w:r>
+    </w:p>
+    <w:p>
+      <w:pPr>
+        <w:spacing w:before="0" w:after="120" w:line="276" w:lineRule="auto"/>
+      </w:pPr>
+      <w:r>
+        <w:rPr>
+          <w:rFonts w:ascii="Calibri" w:hAnsi="Calibri"/>
+          <w:color w:val="1E293B"/>
+          <w:sz w:val="20"/>
+        </w:rPr>
+        <w:t>Preview Text: Don't leave your favorite summer silhouette behind.</w:t>
+      </w:r>
+    </w:p>
+    <w:p>
+      <w:pPr>
+        <w:spacing w:before="0" w:after="120" w:line="276" w:lineRule="auto"/>
+      </w:pPr>
+      <w:r>
+        <w:rPr>
+          <w:rFonts w:ascii="Calibri" w:hAnsi="Calibri"/>
+          <w:color w:val="1E293B"/>
+          <w:sz w:val="20"/>
+        </w:rPr>
+        <w:t>Dear {{First_Name}},</w:t>
+      </w:r>
+    </w:p>
+    <w:p>
+      <w:pPr>
+        <w:spacing w:before="0" w:after="120" w:line="276" w:lineRule="auto"/>
+      </w:pPr>
+      <w:r>
+        <w:rPr>
+          <w:rFonts w:ascii="Calibri" w:hAnsi="Calibri"/>
+          <w:color w:val="1E293B"/>
+          <w:sz w:val="20"/>
+        </w:rPr>
+        <w:t>A quick note to let you know that our Summer Capsule Archive will officially close to new orders this Sunday at 11:59 PM EST.</w:t>
+      </w:r>
+    </w:p>
+    <w:p>
+      <w:pPr>
+        <w:spacing w:before="0" w:after="120" w:line="276" w:lineRule="auto"/>
+      </w:pPr>
+      <w:r>
+        <w:rPr>
+          <w:rFonts w:ascii="Calibri" w:hAnsi="Calibri"/>
+          <w:color w:val="1E293B"/>
+          <w:sz w:val="20"/>
+        </w:rPr>
+        <w:t>Our logistics team is currently packing final weekend orders. We noticed you left a pair in your cart, and we've held your size in reserve so you don't miss out on seasonal allocations.</w:t>
+      </w:r>
+    </w:p>
+    <w:p>
+      <w:pPr>
+        <w:spacing w:before="0" w:after="120" w:line="276" w:lineRule="auto"/>
+      </w:pPr>
+      <w:r>
+        <w:rPr>
+          <w:rFonts w:ascii="Calibri" w:hAnsi="Calibri"/>
+          <w:color w:val="1E293B"/>
+          <w:sz w:val="20"/>
+        </w:rPr>
+        <w:t>Remember: Every Lina Rickert pair includes our 30-Day Step-In-Comfort Guarantee. Try them on in the comfort of your home. If the fit, arch support, or leather feel isn't absolutely perfection, returns and exchanges are complimentary.</w:t>
+      </w:r>
+    </w:p>
+    <w:p>
+      <w:pPr>
+        <w:spacing w:before="0" w:after="120" w:line="276" w:lineRule="auto"/>
+      </w:pPr>
+      <w:r>
+        <w:rPr>
+          <w:rFonts w:ascii="Calibri" w:hAnsi="Calibri"/>
+          <w:color w:val="1E293B"/>
+          <w:sz w:val="20"/>
+        </w:rPr>
+        <w:t>[Complete Your Order in 1 Click -&gt;]</w:t>
+      </w:r>
+    </w:p>
+    <w:p>
+      <w:pPr>
+        <w:keepNext/>
+        <w:spacing w:before="280" w:after="80"/>
+      </w:pPr>
+      <w:r>
+        <w:rPr>
+          <w:rFonts w:ascii="Calibri" w:hAnsi="Calibri"/>
+          <w:b/>
+          <w:color w:val="0F172A"/>
+          <w:sz w:val="26"/>
+        </w:rPr>
+        <w:t>EMAIL 5: FINAL CALL — SUMMER CAPSULE CLOSES AT MIDNIGHT</w:t>
+      </w:r>
+    </w:p>
+    <w:p>
+      <w:pPr>
+        <w:spacing w:before="0" w:after="120" w:line="276" w:lineRule="auto"/>
+      </w:pPr>
+      <w:r>
+        <w:rPr>
+          <w:rFonts w:ascii="Calibri" w:hAnsi="Calibri"/>
+          <w:color w:val="1E293B"/>
+          <w:sz w:val="20"/>
+        </w:rPr>
+        <w:t>Audience: All non-purchasers across summer campaign list.</w:t>
+      </w:r>
+    </w:p>
+    <w:p>
+      <w:pPr>
+        <w:spacing w:before="0" w:after="120" w:line="276" w:lineRule="auto"/>
+      </w:pPr>
+      <w:r>
+        <w:rPr>
+          <w:rFonts w:ascii="Calibri" w:hAnsi="Calibri"/>
+          <w:color w:val="1E293B"/>
+          <w:sz w:val="20"/>
+        </w:rPr>
+        <w:t>Subject: Final call: Summer capsule archive closes at midnight</w:t>
+      </w:r>
+    </w:p>
+    <w:p>
+      <w:pPr>
+        <w:spacing w:before="0" w:after="120" w:line="276" w:lineRule="auto"/>
+      </w:pPr>
+      <w:r>
+        <w:rPr>
+          <w:rFonts w:ascii="Calibri" w:hAnsi="Calibri"/>
+          <w:color w:val="1E293B"/>
+          <w:sz w:val="20"/>
+        </w:rPr>
+        <w:t>Preview Text: Last chance for complimentary VIP shipping &amp; seasonal colorways.</w:t>
+      </w:r>
+    </w:p>
+    <w:p>
+      <w:pPr>
+        <w:spacing w:before="0" w:after="120" w:line="276" w:lineRule="auto"/>
+      </w:pPr>
+      <w:r>
+        <w:rPr>
+          <w:rFonts w:ascii="Calibri" w:hAnsi="Calibri"/>
+          <w:color w:val="1E293B"/>
+          <w:sz w:val="20"/>
+        </w:rPr>
+        <w:t>Dear {{First_Name}},</w:t>
+      </w:r>
+    </w:p>
+    <w:p>
+      <w:pPr>
+        <w:spacing w:before="0" w:after="120" w:line="276" w:lineRule="auto"/>
+      </w:pPr>
+      <w:r>
+        <w:rPr>
+          <w:rFonts w:ascii="Calibri" w:hAnsi="Calibri"/>
+          <w:color w:val="1E293B"/>
+          <w:sz w:val="20"/>
+        </w:rPr>
+        <w:t>This is our final notification: The Summer Capsule Archive closes tonight at midnight.</w:t>
+      </w:r>
+    </w:p>
+    <w:p>
+      <w:pPr>
+        <w:spacing w:before="0" w:after="120" w:line="276" w:lineRule="auto"/>
+      </w:pPr>
+      <w:r>
+        <w:rPr>
+          <w:rFonts w:ascii="Calibri" w:hAnsi="Calibri"/>
+          <w:color w:val="1E293B"/>
+          <w:sz w:val="20"/>
+        </w:rPr>
+        <w:t>At 12:01 AM tomorrow, our seasonal leather hues (Terracotta, Sagebrush, and Raw Ecru) will be archived into our vault, and standard shipping rates will resume across all collections.</w:t>
+      </w:r>
+    </w:p>
+    <w:p>
+      <w:pPr>
+        <w:spacing w:before="0" w:after="120" w:line="276" w:lineRule="auto"/>
+      </w:pPr>
+      <w:r>
+        <w:rPr>
+          <w:rFonts w:ascii="Calibri" w:hAnsi="Calibri"/>
+          <w:color w:val="1E293B"/>
+          <w:sz w:val="20"/>
+        </w:rPr>
+        <w:t>Over 1,400 women have added a pair of Lina Rickert handcrafted sandals to their summer wardrobe this week. Don't spend another sunny season compromising between blister-inducing fast fashion and uninspiring orthopedic flats.</w:t>
+      </w:r>
+    </w:p>
+    <w:p>
+      <w:pPr>
+        <w:spacing w:before="0" w:after="120" w:line="276" w:lineRule="auto"/>
+      </w:pPr>
+      <w:r>
+        <w:rPr>
+          <w:rFonts w:ascii="Calibri" w:hAnsi="Calibri"/>
+          <w:color w:val="1E293B"/>
+          <w:sz w:val="20"/>
+        </w:rPr>
+        <w:t>[Claim Your Pair Before Midnight -&gt;]</w:t>
+      </w:r>
+    </w:p>
+    <w:p>
+      <w:pPr>
+        <w:spacing w:before="0" w:after="120" w:line="276" w:lineRule="auto"/>
+      </w:pPr>
+      <w:r>
+        <w:rPr>
+          <w:rFonts w:ascii="Calibri" w:hAnsi="Calibri"/>
+          <w:color w:val="1E293B"/>
+          <w:sz w:val="20"/>
+        </w:rPr>
+        <w:t>With gratitude, Lina Rickert, Founder &amp; Creative Director</w:t>
       </w:r>
     </w:p>
     <w:sectPr>
@@ -298,7 +804,7 @@
       <w:jc w:val="right"/>
     </w:pPr>
     <w:r>
-      <w:t>AURA Athletics — Summer Campaign &amp; Product Launch Email Seri</w:t>
+      <w:t>High-Converting Summer Retention Sequence (5 Emails) — Final</w:t>
     </w:r>
   </w:p>
 </w:hdr>

--- a/public/chat_files/lina_summer_campaign_emails_final.docx
+++ b/public/chat_files/lina_summer_campaign_emails_final.docx
@@ -13,7 +13,51 @@
           <w:color w:val="0F172A"/>
           <w:sz w:val="44"/>
         </w:rPr>
-        <w:t>High-Converting Summer Retention Sequence (5 Emails) — Final Production Master</w:t>
+        <w:t>AURA Athletics — Summer Campaign &amp; Product Launch Email Series</w:t>
+      </w:r>
+    </w:p>
+    <w:p>
+      <w:pPr>
+        <w:spacing w:before="0" w:after="120" w:line="276" w:lineRule="auto"/>
+      </w:pPr>
+      <w:r>
+        <w:rPr>
+          <w:rFonts w:ascii="Calibri" w:hAnsi="Calibri"/>
+          <w:color w:val="1E293B"/>
+          <w:sz w:val="20"/>
+        </w:rPr>
+        <w:t>BRAND: AURA Performance Athletics · Summer Campaign</w:t>
+      </w:r>
+    </w:p>
+    <w:p>
+      <w:pPr>
+        <w:spacing w:before="0" w:after="120" w:line="276" w:lineRule="auto"/>
+      </w:pPr>
+      <w:r>
+        <w:rPr>
+          <w:rFonts w:ascii="Calibri" w:hAnsi="Calibri"/>
+          <w:color w:val="1E293B"/>
+          <w:sz w:val="20"/>
+        </w:rPr>
+        <w:t>DOCUMENT: Product Launch &amp; Retention Email Sequence</w:t>
+      </w:r>
+    </w:p>
+    <w:p>
+      <w:pPr>
+        <w:spacing w:before="0" w:after="120" w:line="276" w:lineRule="auto"/>
+      </w:pPr>
+      <w:r>
+        <w:rPr>
+          <w:rFonts w:ascii="Calibri" w:hAnsi="Calibri"/>
+          <w:color w:val="1E293B"/>
+          <w:sz w:val="20"/>
+        </w:rPr>
+        <w:t>VERSION: 3.1 Final Approved Copy Deck</w:t>
+      </w:r>
+    </w:p>
+    <w:p>
+      <w:r>
+        <w:br w:type="page"/>
       </w:r>
     </w:p>
     <w:p>
@@ -28,7 +72,7 @@
           <w:color w:val="0F172A"/>
           <w:sz w:val="26"/>
         </w:rPr>
-        <w:t>EMAIL 1: VIP PRIVATE EARLY ACCESS (24 HOURS BEFORE PUBLIC LAUNCH)</w:t>
+        <w:t>EMAIL 1: VIP EARLY ACCESS CAMPAIGN LAUNCH</w:t>
       </w:r>
     </w:p>
     <w:p>
@@ -41,7 +85,7 @@
           <w:color w:val="1E293B"/>
           <w:sz w:val="20"/>
         </w:rPr>
-        <w:t>Audience: High-LTV past purchasers &amp; VIP subscriber segment.</w:t>
+        <w:t>Subject: It's here: Summer Seamless is live for VIPs only</w:t>
       </w:r>
     </w:p>
     <w:p>
@@ -54,7 +98,7 @@
           <w:color w:val="1E293B"/>
           <w:sz w:val="20"/>
         </w:rPr>
-        <w:t>Subject: VIP early access: 24 hours before public drop</w:t>
+        <w:t>Preview: Breathable compression engineered for 90-degree heat. Shop before public release.</w:t>
       </w:r>
     </w:p>
     <w:p>
@@ -67,7 +111,7 @@
           <w:color w:val="1E293B"/>
           <w:sz w:val="20"/>
         </w:rPr>
-        <w:t>Preview Text: Your size is reserved for the next 24 hours + complimentary express shipping.</w:t>
+        <w:t>Hi [First Name],</w:t>
       </w:r>
     </w:p>
     <w:p>
@@ -80,7 +124,7 @@
           <w:color w:val="1E293B"/>
           <w:sz w:val="20"/>
         </w:rPr>
-        <w:t>Dear {{First_Name}},</w:t>
+        <w:t>You asked for athletic apparel that holds its shape during high-intensity sessions without overheating under summer sun.</w:t>
       </w:r>
     </w:p>
     <w:p>
@@ -93,7 +137,7 @@
           <w:color w:val="1E293B"/>
           <w:sz w:val="20"/>
         </w:rPr>
-        <w:t>Every summer, our Tuscan workshop crafts a limited archive of handcrafted leather sandals and woven espadrilles. Because we work with small, family-owned tanneries in Florence, our production runs are intentionally small—and when they sell out, they're gone for the season.</w:t>
+        <w:t>Meet Summer Seamless: engineered with our proprietary AeroKnit recycled nylon fabric that wicks sweat 40% faster than traditional elastane. Featuring bonded zero-chafe seams, four-way stretch, and UPF 50+ sun protection.</w:t>
       </w:r>
     </w:p>
     <w:p>
@@ -106,7 +150,7 @@
           <w:color w:val="1E293B"/>
           <w:sz w:val="20"/>
         </w:rPr>
-        <w:t>Before we announce our High-Summer Capsule to our full 45,000-person community tomorrow morning, we've opened our doors 24 hours early exclusively for our VIP circle.</w:t>
+        <w:t>As a VIP insider, your private early access is unlocked for the next 24 hours before our global drop.</w:t>
       </w:r>
     </w:p>
     <w:p>
@@ -119,88 +163,12 @@
           <w:color w:val="1E293B"/>
           <w:sz w:val="20"/>
         </w:rPr>
-        <w:t>What's in the private archive:</w:t>
+        <w:t>[Shop VIP Early Access Drop -&gt;]</w:t>
       </w:r>
     </w:p>
     <w:p>
-      <w:pPr>
-        <w:pStyle w:val="ListBullet"/>
-        <w:spacing w:before="0" w:after="60" w:line="276" w:lineRule="auto"/>
-      </w:pPr>
       <w:r>
-        <w:rPr>
-          <w:rFonts w:ascii="Calibri" w:hAnsi="Calibri"/>
-          <w:color w:val="1E293B"/>
-          <w:sz w:val="20"/>
-        </w:rPr>
-        <w:t>The Amalfi Woven Slide in Burnished Saddle &amp; Cream: Ultra-supple Italian calfskin with our signature 6mm memory foam footbed.</w:t>
-      </w:r>
-    </w:p>
-    <w:p>
-      <w:pPr>
-        <w:pStyle w:val="ListBullet"/>
-        <w:spacing w:before="0" w:after="60" w:line="276" w:lineRule="auto"/>
-      </w:pPr>
-      <w:r>
-        <w:rPr>
-          <w:rFonts w:ascii="Calibri" w:hAnsi="Calibri"/>
-          <w:color w:val="1E293B"/>
-          <w:sz w:val="20"/>
-        </w:rPr>
-        <w:t>The Capri Ankle-Wrap Espadrille in Natural Linen: Hand-stitched jute sole reinforced with non-slip recycled rubber.</w:t>
-      </w:r>
-    </w:p>
-    <w:p>
-      <w:pPr>
-        <w:pStyle w:val="ListBullet"/>
-        <w:spacing w:before="0" w:after="60" w:line="276" w:lineRule="auto"/>
-      </w:pPr>
-      <w:r>
-        <w:rPr>
-          <w:rFonts w:ascii="Calibri" w:hAnsi="Calibri"/>
-          <w:color w:val="1E293B"/>
-          <w:sz w:val="20"/>
-        </w:rPr>
-        <w:t>The Positano Heeled Mule in Terracotta: An effortless 45mm architectural block heel designed for 8+ hours on your feet.</w:t>
-      </w:r>
-    </w:p>
-    <w:p>
-      <w:pPr>
-        <w:spacing w:before="0" w:after="120" w:line="276" w:lineRule="auto"/>
-      </w:pPr>
-      <w:r>
-        <w:rPr>
-          <w:rFonts w:ascii="Calibri" w:hAnsi="Calibri"/>
-          <w:color w:val="1E293B"/>
-          <w:sz w:val="20"/>
-        </w:rPr>
-        <w:t>As our thank you for being a loyal collector, enter code SUMMERVIP at checkout to unlock complimentary express courier shipping.</w:t>
-      </w:r>
-    </w:p>
-    <w:p>
-      <w:pPr>
-        <w:spacing w:before="0" w:after="120" w:line="276" w:lineRule="auto"/>
-      </w:pPr>
-      <w:r>
-        <w:rPr>
-          <w:rFonts w:ascii="Calibri" w:hAnsi="Calibri"/>
-          <w:color w:val="1E293B"/>
-          <w:sz w:val="20"/>
-        </w:rPr>
-        <w:t>[Unlock Your VIP Early Access -&gt;]</w:t>
-      </w:r>
-    </w:p>
-    <w:p>
-      <w:pPr>
-        <w:spacing w:before="0" w:after="120" w:line="276" w:lineRule="auto"/>
-      </w:pPr>
-      <w:r>
-        <w:rPr>
-          <w:rFonts w:ascii="Calibri" w:hAnsi="Calibri"/>
-          <w:color w:val="1E293B"/>
-          <w:sz w:val="20"/>
-        </w:rPr>
-        <w:t>P.S. Sizes 38 and 39 historically account for 45% of our opening-day volume. We recommend reserving your preferred size this evening before public inventory unlocks.</w:t>
+        <w:br w:type="page"/>
       </w:r>
     </w:p>
     <w:p>
@@ -215,7 +183,7 @@
           <w:color w:val="0F172A"/>
           <w:sz w:val="26"/>
         </w:rPr>
-        <w:t>EMAIL 2: BEHIND THE CRAFT — THE SILHOUETTE SELLING OUT FIRST</w:t>
+        <w:t>EMAIL 2: COMMUNITY SPOTLIGHT &amp; REAL ATHLETE WEAR-TEST</w:t>
       </w:r>
     </w:p>
     <w:p>
@@ -228,7 +196,7 @@
           <w:color w:val="1E293B"/>
           <w:sz w:val="20"/>
         </w:rPr>
-        <w:t>Audience: Engaged VIP openers who viewed product pages without completing checkout.</w:t>
+        <w:t>Subject: 42 miles in Summer Seamless: athlete field test results</w:t>
       </w:r>
     </w:p>
     <w:p>
@@ -241,7 +209,7 @@
           <w:color w:val="1E293B"/>
           <w:sz w:val="20"/>
         </w:rPr>
-        <w:t>Subject: The silhouette selling out first (and why)</w:t>
+        <w:t>Preview: Real feedback from marathon runners and CrossFit competitors.</w:t>
       </w:r>
     </w:p>
     <w:p>
@@ -254,7 +222,7 @@
           <w:color w:val="1E293B"/>
           <w:sz w:val="20"/>
         </w:rPr>
-        <w:t>Preview Text: Why 620+ women joined the waitlist for the Amalfi Woven Slide.</w:t>
+        <w:t>Hi [First Name],</w:t>
       </w:r>
     </w:p>
     <w:p>
@@ -267,7 +235,7 @@
           <w:color w:val="1E293B"/>
           <w:sz w:val="20"/>
         </w:rPr>
-        <w:t>Dear {{First_Name}},</w:t>
+        <w:t>Before launching any collection, we hand prototype kits to 50 endurance athletes across Austin, Denver, and Miami.</w:t>
       </w:r>
     </w:p>
     <w:p>
@@ -280,7 +248,7 @@
           <w:color w:val="1E293B"/>
           <w:sz w:val="20"/>
         </w:rPr>
-        <w:t>Within six hours of unlocking our early access doors, one silhouette emerged as the runaway favorite: The Amalfi Woven Slide.</w:t>
+        <w:t>The verdict? Zero roll-down on the high-rise waistband, absolute squat-proof coverage, and weightless breathability on 18-mile summer training runs.</w:t>
       </w:r>
     </w:p>
     <w:p>
@@ -293,481 +261,7 @@
           <w:color w:val="1E293B"/>
           <w:sz w:val="20"/>
         </w:rPr>
-        <w:t>We spent eighteen months prototyping the upper weave with Master Artisan Marco in Florence. Most woven leather slides either pinch the metatarsal joint or stretch out after two weeks of warm-weather wear.</w:t>
-      </w:r>
-    </w:p>
-    <w:p>
-      <w:pPr>
-        <w:spacing w:before="0" w:after="120" w:line="276" w:lineRule="auto"/>
-      </w:pPr>
-      <w:r>
-        <w:rPr>
-          <w:rFonts w:ascii="Calibri" w:hAnsi="Calibri"/>
-          <w:color w:val="1E293B"/>
-          <w:sz w:val="20"/>
-        </w:rPr>
-        <w:t>Here is why the Amalfi fits differently:</w:t>
-      </w:r>
-    </w:p>
-    <w:p>
-      <w:pPr>
-        <w:spacing w:before="0" w:after="120" w:line="276" w:lineRule="auto"/>
-      </w:pPr>
-      <w:r>
-        <w:rPr>
-          <w:rFonts w:ascii="Calibri" w:hAnsi="Calibri"/>
-          <w:color w:val="1E293B"/>
-          <w:sz w:val="20"/>
-        </w:rPr>
-        <w:t>1. Zero Break-In Period: Hand-braided from butter-soft Tuscan lambskin strips that contour immediately to the unique width of your foot.</w:t>
-      </w:r>
-    </w:p>
-    <w:p>
-      <w:pPr>
-        <w:spacing w:before="0" w:after="120" w:line="276" w:lineRule="auto"/>
-      </w:pPr>
-      <w:r>
-        <w:rPr>
-          <w:rFonts w:ascii="Calibri" w:hAnsi="Calibri"/>
-          <w:color w:val="1E293B"/>
-          <w:sz w:val="20"/>
-        </w:rPr>
-        <w:t>2. Hidden Ergonomic Support: Unlike paper-thin flat sandals, our proprietary triple-density insole absorbs 85% of heel-strike impact on cobblestones or concrete.</w:t>
-      </w:r>
-    </w:p>
-    <w:p>
-      <w:pPr>
-        <w:spacing w:before="0" w:after="120" w:line="276" w:lineRule="auto"/>
-      </w:pPr>
-      <w:r>
-        <w:rPr>
-          <w:rFonts w:ascii="Calibri" w:hAnsi="Calibri"/>
-          <w:color w:val="1E293B"/>
-          <w:sz w:val="20"/>
-        </w:rPr>
-        <w:t>3. Water-Resistant Veg-Tan Treatment: Finished with natural carnauba wax to resist light splashes, summer showers, and salt air.</w:t>
-      </w:r>
-    </w:p>
-    <w:p>
-      <w:pPr>
-        <w:spacing w:before="0" w:after="120" w:line="276" w:lineRule="auto"/>
-      </w:pPr>
-      <w:r>
-        <w:rPr>
-          <w:rFonts w:ascii="Calibri" w:hAnsi="Calibri"/>
-          <w:color w:val="1E293B"/>
-          <w:sz w:val="20"/>
-        </w:rPr>
-        <w:t>[Shop The Amalfi Slide While Sizes Remain -&gt;]</w:t>
-      </w:r>
-    </w:p>
-    <w:p>
-      <w:pPr>
-        <w:spacing w:before="0" w:after="120" w:line="276" w:lineRule="auto"/>
-      </w:pPr>
-      <w:r>
-        <w:rPr>
-          <w:rFonts w:ascii="Calibri" w:hAnsi="Calibri"/>
-          <w:color w:val="1E293B"/>
-          <w:sz w:val="20"/>
-        </w:rPr>
-        <w:t>Warmly, Lina Rickert &amp; The Design Atelier</w:t>
-      </w:r>
-    </w:p>
-    <w:p>
-      <w:pPr>
-        <w:keepNext/>
-        <w:spacing w:before="280" w:after="80"/>
-      </w:pPr>
-      <w:r>
-        <w:rPr>
-          <w:rFonts w:ascii="Calibri" w:hAnsi="Calibri"/>
-          <w:b/>
-          <w:color w:val="0F172A"/>
-          <w:sz w:val="26"/>
-        </w:rPr>
-        <w:t>EMAIL 3: EDITORIAL STYLING GUIDE — 3 OUTFITS, 1 PAIR</w:t>
-      </w:r>
-    </w:p>
-    <w:p>
-      <w:pPr>
-        <w:spacing w:before="0" w:after="120" w:line="276" w:lineRule="auto"/>
-      </w:pPr>
-      <w:r>
-        <w:rPr>
-          <w:rFonts w:ascii="Calibri" w:hAnsi="Calibri"/>
-          <w:color w:val="1E293B"/>
-          <w:sz w:val="20"/>
-        </w:rPr>
-        <w:t>Audience: Full subscriber segment (Day 3 of campaign).</w:t>
-      </w:r>
-    </w:p>
-    <w:p>
-      <w:pPr>
-        <w:spacing w:before="0" w:after="120" w:line="276" w:lineRule="auto"/>
-      </w:pPr>
-      <w:r>
-        <w:rPr>
-          <w:rFonts w:ascii="Calibri" w:hAnsi="Calibri"/>
-          <w:color w:val="1E293B"/>
-          <w:sz w:val="20"/>
-        </w:rPr>
-        <w:t>Subject: Quick styling guide: 3 outfits, 1 pair</w:t>
-      </w:r>
-    </w:p>
-    <w:p>
-      <w:pPr>
-        <w:spacing w:before="0" w:after="120" w:line="276" w:lineRule="auto"/>
-      </w:pPr>
-      <w:r>
-        <w:rPr>
-          <w:rFonts w:ascii="Calibri" w:hAnsi="Calibri"/>
-          <w:color w:val="1E293B"/>
-          <w:sz w:val="20"/>
-        </w:rPr>
-        <w:t>Preview Text: From morning farmers markets to sunset terrace dinners.</w:t>
-      </w:r>
-    </w:p>
-    <w:p>
-      <w:pPr>
-        <w:spacing w:before="0" w:after="120" w:line="276" w:lineRule="auto"/>
-      </w:pPr>
-      <w:r>
-        <w:rPr>
-          <w:rFonts w:ascii="Calibri" w:hAnsi="Calibri"/>
-          <w:color w:val="1E293B"/>
-          <w:sz w:val="20"/>
-        </w:rPr>
-        <w:t>Dear {{First_Name}},</w:t>
-      </w:r>
-    </w:p>
-    <w:p>
-      <w:pPr>
-        <w:spacing w:before="0" w:after="120" w:line="276" w:lineRule="auto"/>
-      </w:pPr>
-      <w:r>
-        <w:rPr>
-          <w:rFonts w:ascii="Calibri" w:hAnsi="Calibri"/>
-          <w:color w:val="1E293B"/>
-          <w:sz w:val="20"/>
-        </w:rPr>
-        <w:t>When packing for a summer weekend escape, shoe space is premium real estate. We believe the ultimate summer sandal should transition effortlessly from coastal mornings to evening aperitifs.</w:t>
-      </w:r>
-    </w:p>
-    <w:p>
-      <w:pPr>
-        <w:spacing w:before="0" w:after="120" w:line="276" w:lineRule="auto"/>
-      </w:pPr>
-      <w:r>
-        <w:rPr>
-          <w:rFonts w:ascii="Calibri" w:hAnsi="Calibri"/>
-          <w:color w:val="1E293B"/>
-          <w:sz w:val="20"/>
-        </w:rPr>
-        <w:t>Here is how our creative team is styling the Capri Linen Espadrille this weekend:</w:t>
-      </w:r>
-    </w:p>
-    <w:p>
-      <w:pPr>
-        <w:spacing w:before="0" w:after="120" w:line="276" w:lineRule="auto"/>
-      </w:pPr>
-      <w:r>
-        <w:rPr>
-          <w:rFonts w:ascii="Calibri" w:hAnsi="Calibri"/>
-          <w:color w:val="1E293B"/>
-          <w:sz w:val="20"/>
-        </w:rPr>
-        <w:t>Look 01: The Saturday Morning Market — Pair with relaxed ivory linen trousers, an unbuttoned oversized cotton poplin shirt, and a structured woven raffia tote.</w:t>
-      </w:r>
-    </w:p>
-    <w:p>
-      <w:pPr>
-        <w:spacing w:before="0" w:after="120" w:line="276" w:lineRule="auto"/>
-      </w:pPr>
-      <w:r>
-        <w:rPr>
-          <w:rFonts w:ascii="Calibri" w:hAnsi="Calibri"/>
-          <w:color w:val="1E293B"/>
-          <w:sz w:val="20"/>
-        </w:rPr>
-        <w:t>Look 02: Coastal Midday Exploration — Style with a breezy tiered midi sundress and delicate hammered gold jewelry for effortless, sun-drenched ease.</w:t>
-      </w:r>
-    </w:p>
-    <w:p>
-      <w:pPr>
-        <w:spacing w:before="0" w:after="120" w:line="276" w:lineRule="auto"/>
-      </w:pPr>
-      <w:r>
-        <w:rPr>
-          <w:rFonts w:ascii="Calibri" w:hAnsi="Calibri"/>
-          <w:color w:val="1E293B"/>
-          <w:sz w:val="20"/>
-        </w:rPr>
-        <w:t>Look 03: Terrace Sunset Aperitivo — Elevate with a monochromatic silk slip skirt, structured blazer draped over the shoulders, and a bold lip.</w:t>
-      </w:r>
-    </w:p>
-    <w:p>
-      <w:pPr>
-        <w:spacing w:before="0" w:after="120" w:line="276" w:lineRule="auto"/>
-      </w:pPr>
-      <w:r>
-        <w:rPr>
-          <w:rFonts w:ascii="Calibri" w:hAnsi="Calibri"/>
-          <w:color w:val="1E293B"/>
-          <w:sz w:val="20"/>
-        </w:rPr>
-        <w:t>[Explore The Complete Styling Lookbook -&gt;]</w:t>
-      </w:r>
-    </w:p>
-    <w:p>
-      <w:pPr>
-        <w:keepNext/>
-        <w:spacing w:before="280" w:after="80"/>
-      </w:pPr>
-      <w:r>
-        <w:rPr>
-          <w:rFonts w:ascii="Calibri" w:hAnsi="Calibri"/>
-          <w:b/>
-          <w:color w:val="0F172A"/>
-          <w:sz w:val="26"/>
-        </w:rPr>
-        <w:t>EMAIL 4: INVENTORY COUNTDOWN — 48 HOURS LEFT</w:t>
-      </w:r>
-    </w:p>
-    <w:p>
-      <w:pPr>
-        <w:spacing w:before="0" w:after="120" w:line="276" w:lineRule="auto"/>
-      </w:pPr>
-      <w:r>
-        <w:rPr>
-          <w:rFonts w:ascii="Calibri" w:hAnsi="Calibri"/>
-          <w:color w:val="1E293B"/>
-          <w:sz w:val="20"/>
-        </w:rPr>
-        <w:t>Audience: Active cart abandoners &amp; site visitors with browsed categories.</w:t>
-      </w:r>
-    </w:p>
-    <w:p>
-      <w:pPr>
-        <w:spacing w:before="0" w:after="120" w:line="276" w:lineRule="auto"/>
-      </w:pPr>
-      <w:r>
-        <w:rPr>
-          <w:rFonts w:ascii="Calibri" w:hAnsi="Calibri"/>
-          <w:color w:val="1E293B"/>
-          <w:sz w:val="20"/>
-        </w:rPr>
-        <w:t>Subject: 48 hours left: Your size is still reserved in your bag</w:t>
-      </w:r>
-    </w:p>
-    <w:p>
-      <w:pPr>
-        <w:spacing w:before="0" w:after="120" w:line="276" w:lineRule="auto"/>
-      </w:pPr>
-      <w:r>
-        <w:rPr>
-          <w:rFonts w:ascii="Calibri" w:hAnsi="Calibri"/>
-          <w:color w:val="1E293B"/>
-          <w:sz w:val="20"/>
-        </w:rPr>
-        <w:t>Preview Text: Don't leave your favorite summer silhouette behind.</w:t>
-      </w:r>
-    </w:p>
-    <w:p>
-      <w:pPr>
-        <w:spacing w:before="0" w:after="120" w:line="276" w:lineRule="auto"/>
-      </w:pPr>
-      <w:r>
-        <w:rPr>
-          <w:rFonts w:ascii="Calibri" w:hAnsi="Calibri"/>
-          <w:color w:val="1E293B"/>
-          <w:sz w:val="20"/>
-        </w:rPr>
-        <w:t>Dear {{First_Name}},</w:t>
-      </w:r>
-    </w:p>
-    <w:p>
-      <w:pPr>
-        <w:spacing w:before="0" w:after="120" w:line="276" w:lineRule="auto"/>
-      </w:pPr>
-      <w:r>
-        <w:rPr>
-          <w:rFonts w:ascii="Calibri" w:hAnsi="Calibri"/>
-          <w:color w:val="1E293B"/>
-          <w:sz w:val="20"/>
-        </w:rPr>
-        <w:t>A quick note to let you know that our Summer Capsule Archive will officially close to new orders this Sunday at 11:59 PM EST.</w:t>
-      </w:r>
-    </w:p>
-    <w:p>
-      <w:pPr>
-        <w:spacing w:before="0" w:after="120" w:line="276" w:lineRule="auto"/>
-      </w:pPr>
-      <w:r>
-        <w:rPr>
-          <w:rFonts w:ascii="Calibri" w:hAnsi="Calibri"/>
-          <w:color w:val="1E293B"/>
-          <w:sz w:val="20"/>
-        </w:rPr>
-        <w:t>Our logistics team is currently packing final weekend orders. We noticed you left a pair in your cart, and we've held your size in reserve so you don't miss out on seasonal allocations.</w:t>
-      </w:r>
-    </w:p>
-    <w:p>
-      <w:pPr>
-        <w:spacing w:before="0" w:after="120" w:line="276" w:lineRule="auto"/>
-      </w:pPr>
-      <w:r>
-        <w:rPr>
-          <w:rFonts w:ascii="Calibri" w:hAnsi="Calibri"/>
-          <w:color w:val="1E293B"/>
-          <w:sz w:val="20"/>
-        </w:rPr>
-        <w:t>Remember: Every Lina Rickert pair includes our 30-Day Step-In-Comfort Guarantee. Try them on in the comfort of your home. If the fit, arch support, or leather feel isn't absolutely perfection, returns and exchanges are complimentary.</w:t>
-      </w:r>
-    </w:p>
-    <w:p>
-      <w:pPr>
-        <w:spacing w:before="0" w:after="120" w:line="276" w:lineRule="auto"/>
-      </w:pPr>
-      <w:r>
-        <w:rPr>
-          <w:rFonts w:ascii="Calibri" w:hAnsi="Calibri"/>
-          <w:color w:val="1E293B"/>
-          <w:sz w:val="20"/>
-        </w:rPr>
-        <w:t>[Complete Your Order in 1 Click -&gt;]</w:t>
-      </w:r>
-    </w:p>
-    <w:p>
-      <w:pPr>
-        <w:keepNext/>
-        <w:spacing w:before="280" w:after="80"/>
-      </w:pPr>
-      <w:r>
-        <w:rPr>
-          <w:rFonts w:ascii="Calibri" w:hAnsi="Calibri"/>
-          <w:b/>
-          <w:color w:val="0F172A"/>
-          <w:sz w:val="26"/>
-        </w:rPr>
-        <w:t>EMAIL 5: FINAL CALL — SUMMER CAPSULE CLOSES AT MIDNIGHT</w:t>
-      </w:r>
-    </w:p>
-    <w:p>
-      <w:pPr>
-        <w:spacing w:before="0" w:after="120" w:line="276" w:lineRule="auto"/>
-      </w:pPr>
-      <w:r>
-        <w:rPr>
-          <w:rFonts w:ascii="Calibri" w:hAnsi="Calibri"/>
-          <w:color w:val="1E293B"/>
-          <w:sz w:val="20"/>
-        </w:rPr>
-        <w:t>Audience: All non-purchasers across summer campaign list.</w:t>
-      </w:r>
-    </w:p>
-    <w:p>
-      <w:pPr>
-        <w:spacing w:before="0" w:after="120" w:line="276" w:lineRule="auto"/>
-      </w:pPr>
-      <w:r>
-        <w:rPr>
-          <w:rFonts w:ascii="Calibri" w:hAnsi="Calibri"/>
-          <w:color w:val="1E293B"/>
-          <w:sz w:val="20"/>
-        </w:rPr>
-        <w:t>Subject: Final call: Summer capsule archive closes at midnight</w:t>
-      </w:r>
-    </w:p>
-    <w:p>
-      <w:pPr>
-        <w:spacing w:before="0" w:after="120" w:line="276" w:lineRule="auto"/>
-      </w:pPr>
-      <w:r>
-        <w:rPr>
-          <w:rFonts w:ascii="Calibri" w:hAnsi="Calibri"/>
-          <w:color w:val="1E293B"/>
-          <w:sz w:val="20"/>
-        </w:rPr>
-        <w:t>Preview Text: Last chance for complimentary VIP shipping &amp; seasonal colorways.</w:t>
-      </w:r>
-    </w:p>
-    <w:p>
-      <w:pPr>
-        <w:spacing w:before="0" w:after="120" w:line="276" w:lineRule="auto"/>
-      </w:pPr>
-      <w:r>
-        <w:rPr>
-          <w:rFonts w:ascii="Calibri" w:hAnsi="Calibri"/>
-          <w:color w:val="1E293B"/>
-          <w:sz w:val="20"/>
-        </w:rPr>
-        <w:t>Dear {{First_Name}},</w:t>
-      </w:r>
-    </w:p>
-    <w:p>
-      <w:pPr>
-        <w:spacing w:before="0" w:after="120" w:line="276" w:lineRule="auto"/>
-      </w:pPr>
-      <w:r>
-        <w:rPr>
-          <w:rFonts w:ascii="Calibri" w:hAnsi="Calibri"/>
-          <w:color w:val="1E293B"/>
-          <w:sz w:val="20"/>
-        </w:rPr>
-        <w:t>This is our final notification: The Summer Capsule Archive closes tonight at midnight.</w:t>
-      </w:r>
-    </w:p>
-    <w:p>
-      <w:pPr>
-        <w:spacing w:before="0" w:after="120" w:line="276" w:lineRule="auto"/>
-      </w:pPr>
-      <w:r>
-        <w:rPr>
-          <w:rFonts w:ascii="Calibri" w:hAnsi="Calibri"/>
-          <w:color w:val="1E293B"/>
-          <w:sz w:val="20"/>
-        </w:rPr>
-        <w:t>At 12:01 AM tomorrow, our seasonal leather hues (Terracotta, Sagebrush, and Raw Ecru) will be archived into our vault, and standard shipping rates will resume across all collections.</w:t>
-      </w:r>
-    </w:p>
-    <w:p>
-      <w:pPr>
-        <w:spacing w:before="0" w:after="120" w:line="276" w:lineRule="auto"/>
-      </w:pPr>
-      <w:r>
-        <w:rPr>
-          <w:rFonts w:ascii="Calibri" w:hAnsi="Calibri"/>
-          <w:color w:val="1E293B"/>
-          <w:sz w:val="20"/>
-        </w:rPr>
-        <w:t>Over 1,400 women have added a pair of Lina Rickert handcrafted sandals to their summer wardrobe this week. Don't spend another sunny season compromising between blister-inducing fast fashion and uninspiring orthopedic flats.</w:t>
-      </w:r>
-    </w:p>
-    <w:p>
-      <w:pPr>
-        <w:spacing w:before="0" w:after="120" w:line="276" w:lineRule="auto"/>
-      </w:pPr>
-      <w:r>
-        <w:rPr>
-          <w:rFonts w:ascii="Calibri" w:hAnsi="Calibri"/>
-          <w:color w:val="1E293B"/>
-          <w:sz w:val="20"/>
-        </w:rPr>
-        <w:t>[Claim Your Pair Before Midnight -&gt;]</w:t>
-      </w:r>
-    </w:p>
-    <w:p>
-      <w:pPr>
-        <w:spacing w:before="0" w:after="120" w:line="276" w:lineRule="auto"/>
-      </w:pPr>
-      <w:r>
-        <w:rPr>
-          <w:rFonts w:ascii="Calibri" w:hAnsi="Calibri"/>
-          <w:color w:val="1E293B"/>
-          <w:sz w:val="20"/>
-        </w:rPr>
-        <w:t>With gratitude, Lina Rickert, Founder &amp; Creative Director</w:t>
+        <w:t>[Read The Full Athlete Reviews -&gt;]</w:t>
       </w:r>
     </w:p>
     <w:sectPr>
@@ -804,7 +298,7 @@
       <w:jc w:val="right"/>
     </w:pPr>
     <w:r>
-      <w:t>High-Converting Summer Retention Sequence (5 Emails) — Final</w:t>
+      <w:t>AURA Athletics — Summer Campaign &amp; Product Launch Email Seri</w:t>
     </w:r>
   </w:p>
 </w:hdr>
